--- a/Migração Locatelli/Migração e instalação Outlook Web.docx
+++ b/Migração Locatelli/Migração e instalação Outlook Web.docx
@@ -4,22 +4,7 @@
   <w:body>
     <w:p>
       <w:pPr>
-        <w:tabs>
-          <w:tab w:val="left" w:pos="7408"/>
-        </w:tabs>
-        <w:ind w:left="916"/>
-        <w:rPr>
-          <w:noProof/>
-        </w:rPr>
-      </w:pPr>
-    </w:p>
-    <w:p>
-      <w:pPr>
         <w:pStyle w:val="Ttulo3"/>
-        <w:numPr>
-          <w:ilvl w:val="0"/>
-          <w:numId w:val="3"/>
-        </w:numPr>
         <w:rPr>
           <w:rFonts w:ascii="Calibri" w:hAnsi="Calibri" w:cs="Calibri"/>
           <w:b/>
@@ -30,44 +15,30 @@
           <w:szCs w:val="28"/>
         </w:rPr>
       </w:pPr>
+    </w:p>
+    <w:p>
+      <w:pPr>
+        <w:pStyle w:val="PargrafodaLista"/>
+        <w:numPr>
+          <w:ilvl w:val="0"/>
+          <w:numId w:val="3"/>
+        </w:numPr>
+        <w:rPr>
+          <w:rFonts w:ascii="Calibri" w:hAnsi="Calibri" w:cs="Calibri"/>
+          <w:sz w:val="24"/>
+          <w:szCs w:val="24"/>
+        </w:rPr>
+      </w:pPr>
       <w:bookmarkStart w:id="0" w:name="_Toc223530469"/>
       <w:r>
         <w:rPr>
           <w:rFonts w:ascii="Calibri" w:hAnsi="Calibri" w:cs="Calibri"/>
-          <w:b/>
-          <w:bCs/>
-          <w:noProof/>
-          <w:color w:val="4472C4" w:themeColor="accent1"/>
-          <w:sz w:val="28"/>
-          <w:szCs w:val="28"/>
-        </w:rPr>
-        <w:t xml:space="preserve">Migração e instalação  </w:t>
-      </w:r>
-      <w:r>
-        <w:rPr>
-          <w:rFonts w:ascii="Calibri" w:hAnsi="Calibri" w:cs="Calibri"/>
-          <w:b/>
-          <w:bCs/>
-          <w:noProof/>
-          <w:color w:val="4472C4" w:themeColor="accent1"/>
-          <w:sz w:val="28"/>
-          <w:szCs w:val="28"/>
-        </w:rPr>
-        <w:t>Outlook Web (Navegador)</w:t>
+          <w:sz w:val="24"/>
+          <w:szCs w:val="24"/>
+        </w:rPr>
+        <w:t>Migração e instalação  Outlook Web (Navegador)</w:t>
       </w:r>
       <w:bookmarkEnd w:id="0"/>
-      <w:r>
-        <w:rPr>
-          <w:rFonts w:ascii="Calibri" w:hAnsi="Calibri" w:cs="Calibri"/>
-          <w:b/>
-          <w:bCs/>
-          <w:noProof/>
-          <w:color w:val="4472C4" w:themeColor="accent1"/>
-          <w:sz w:val="28"/>
-          <w:szCs w:val="28"/>
-        </w:rPr>
-        <w:br/>
-      </w:r>
     </w:p>
     <w:p>
       <w:pPr>
